--- a/FUNDGATE_TEMPLATE_WEEKLY.docx
+++ b/FUNDGATE_TEMPLATE_WEEKLY.docx
@@ -5559,22 +5559,12 @@
           <w:tab w:val="left" w:pos="6390"/>
         </w:tabs>
         <w:ind w:left="165"/>
-        <w:rPr>
-          <w:position w:val="-4"/>
-        </w:rPr>
-      </w:pPr>
-      <w:r>
-        <w:rPr>
-          <w:color w:val="010202"/>
-        </w:rPr>
-        <w:t xml:space="preserve">(Print </w:t>
-      </w:r>
-      <w:r>
-        <w:rPr>
-          <w:color w:val="010202"/>
-          <w:spacing w:val="-2"/>
-        </w:rPr>
-        <w:t>Name)</w:t>
+      </w:pPr>
+      <w:r>
+        <w:rPr>
+          <w:color w:val="010202"/>
+        </w:rPr>
+        <w:t>(Print Name)</w:t>
       </w:r>
       <w:r>
         <w:rPr>
@@ -5585,7 +5575,6 @@
       <w:r>
         <w:rPr>
           <w:color w:val="010202"/>
-          <w:spacing w:val="-2"/>
         </w:rPr>
         <w:t>(Signature)</w:t>
       </w:r>
@@ -5593,9 +5582,6 @@
     <w:p>
       <w:pPr>
         <w:pStyle w:val="BodyText"/>
-        <w:rPr>
-          <w:position w:val="-4"/>
-        </w:rPr>
         <w:sectPr>
           <w:pgSz w:w="12240" w:h="15840"/>
           <w:pgMar w:top="800" w:right="360" w:bottom="500" w:left="360" w:header="0" w:footer="311" w:gutter="0"/>
@@ -21490,11 +21476,9 @@
         <w:tabs>
           <w:tab w:val="left" w:pos="5537"/>
         </w:tabs>
-        <w:spacing w:before="69" w:line="322" w:lineRule="exact"/>
+        <w:spacing w:before="69" w:line="360" w:lineRule="exact"/>
         <w:ind w:left="165"/>
-        <w:rPr>
-          <w:position w:val="13"/>
-        </w:rPr>
+        <w:rPr/>
       </w:pPr>
       <w:r>
         <w:rPr>
@@ -21582,21 +21566,18 @@
       <w:r>
         <w:rPr>
           <w:color w:val="010202"/>
-          <w:position w:val="13"/>
         </w:rPr>
         <w:t>Date:</w:t>
       </w:r>
       <w:r>
         <w:rPr>
           <w:color w:val="010202"/>
-          <w:position w:val="13"/>
-        </w:rPr>
-        <w:t xml:space="preserve"> </w:t>
-      </w:r>
-      <w:r>
-        <w:rPr>
-          <w:color w:val="010202"/>
-          <w:position w:val="13"/>
+        </w:rPr>
+        <w:t xml:space="preserve"> </w:t>
+      </w:r>
+      <w:r>
+        <w:rPr>
+          <w:color w:val="010202"/>
           <w:u w:val="single" w:color="010202"/>
         </w:rPr>
         <w:fldChar w:fldCharType="begin"/>
@@ -21604,7 +21585,6 @@
       <w:r>
         <w:rPr>
           <w:color w:val="010202"/>
-          <w:position w:val="13"/>
           <w:u w:val="single" w:color="010202"/>
         </w:rPr>
         <w:instrText xml:space="preserve"> MERGEFIELD "Agreement_Date1" </w:instrText>
@@ -21612,7 +21592,6 @@
       <w:r>
         <w:rPr>
           <w:color w:val="010202"/>
-          <w:position w:val="13"/>
           <w:u w:val="single" w:color="010202"/>
         </w:rPr>
         <w:fldChar w:fldCharType="separate"/>
@@ -21621,7 +21600,6 @@
         <w:rPr>
           <w:noProof/>
           <w:color w:val="010202"/>
-          <w:position w:val="13"/>
           <w:u w:val="single" w:color="010202"/>
         </w:rPr>
         <w:t>«Agreement_Date1»</w:t>
@@ -21629,7 +21607,6 @@
       <w:r>
         <w:rPr>
           <w:color w:val="010202"/>
-          <w:position w:val="13"/>
           <w:u w:val="single" w:color="010202"/>
         </w:rPr>
         <w:fldChar w:fldCharType="end"/>

--- a/FUNDGATE_TEMPLATE_WEEKLY.docx
+++ b/FUNDGATE_TEMPLATE_WEEKLY.docx
@@ -17310,7 +17310,7 @@
         <w:lastRenderedPageBreak/>
         <w:drawing>
           <wp:inline distT="0" distB="0" distL="0" distR="0">
-            <wp:extent cx="2864209" cy="441959"/>
+            <wp:extent cx="1600000" cy="441959"/>
             <wp:effectExtent l="0" t="0" r="0" b="0"/>
             <wp:docPr id="131" name="Image 17"/>
             <wp:cNvGraphicFramePr>

--- a/FUNDGATE_TEMPLATE_WEEKLY.docx
+++ b/FUNDGATE_TEMPLATE_WEEKLY.docx
@@ -19135,7 +19135,7 @@
         <w:lastRenderedPageBreak/>
         <w:drawing>
           <wp:inline distT="0" distB="0" distL="0" distR="0">
-            <wp:extent cx="2864209" cy="441959"/>
+            <wp:extent cx="1600000" cy="441959"/>
             <wp:effectExtent l="0" t="0" r="0" b="0"/>
             <wp:docPr id="132" name="Image 21"/>
             <wp:cNvGraphicFramePr>
@@ -22390,7 +22390,7 @@
         </w:rPr>
         <w:drawing>
           <wp:inline distT="0" distB="0" distL="0" distR="0">
-            <wp:extent cx="2864209" cy="441959"/>
+            <wp:extent cx="1600000" cy="441959"/>
             <wp:effectExtent l="0" t="0" r="0" b="0"/>
             <wp:docPr id="135" name="Image 26"/>
             <wp:cNvGraphicFramePr>
@@ -23675,7 +23675,7 @@
         <w:lastRenderedPageBreak/>
         <w:drawing>
           <wp:inline distT="0" distB="0" distL="0" distR="0">
-            <wp:extent cx="2864209" cy="441959"/>
+            <wp:extent cx="1600000" cy="441959"/>
             <wp:effectExtent l="0" t="0" r="0" b="0"/>
             <wp:docPr id="136" name="Image 29"/>
             <wp:cNvGraphicFramePr>
